--- a/source_posters/Okazaki1.docx
+++ b/source_posters/Okazaki1.docx
@@ -157,17 +157,6 @@
         </w:rPr>
         <w:t>ap</w:t>
       </w:r>
-    </w:p>
-    <w:p>
-      <w:pPr>
-        <w:jc w:val="center"/>
-        <w:rPr>
-          <w:rFonts w:ascii="Times New Roman" w:hAnsi="Times New Roman" w:cs="Times New Roman"/>
-          <w:sz w:val="32"/>
-          <w:szCs w:val="32"/>
-          <w:lang w:val="en-GB"/>
-        </w:rPr>
-      </w:pPr>
       <w:r>
         <w:rPr>
           <w:rFonts w:ascii="Times New Roman" w:hAnsi="Times New Roman" w:cs="Times New Roman"/>
@@ -680,23 +669,7 @@
           <w:rFonts w:ascii="Times New Roman" w:hAnsi="Times New Roman"/>
           <w:sz w:val="22"/>
         </w:rPr>
-        <w:t>ama University, Tsushima-</w:t>
-      </w:r>
-      <w:proofErr w:type="spellStart"/>
-      <w:r>
-        <w:rPr>
-          <w:rFonts w:ascii="Times New Roman" w:hAnsi="Times New Roman"/>
-          <w:sz w:val="22"/>
-        </w:rPr>
-        <w:t>naka</w:t>
-      </w:r>
-      <w:proofErr w:type="spellEnd"/>
-      <w:r>
-        <w:rPr>
-          <w:rFonts w:ascii="Times New Roman" w:hAnsi="Times New Roman"/>
-          <w:sz w:val="22"/>
-        </w:rPr>
-        <w:t>, Okayama 700-8530, Japan</w:t>
+        <w:t>ama University, Tsushima-naka, Okayama 700-8530, Japan</w:t>
       </w:r>
     </w:p>
     <w:p>
@@ -726,27 +699,7 @@
           <w:szCs w:val="22"/>
           <w:lang w:val="en-GB"/>
         </w:rPr>
-        <w:t>Yokohama City University, Kanazawa-</w:t>
-      </w:r>
-      <w:proofErr w:type="spellStart"/>
-      <w:r>
-        <w:rPr>
-          <w:rFonts w:ascii="Times New Roman" w:hAnsi="Times New Roman" w:cs="Times New Roman" w:hint="eastAsia"/>
-          <w:sz w:val="22"/>
-          <w:szCs w:val="22"/>
-          <w:lang w:val="en-GB"/>
-        </w:rPr>
-        <w:t>ku</w:t>
-      </w:r>
-      <w:proofErr w:type="spellEnd"/>
-      <w:r>
-        <w:rPr>
-          <w:rFonts w:ascii="Times New Roman" w:hAnsi="Times New Roman" w:cs="Times New Roman" w:hint="eastAsia"/>
-          <w:sz w:val="22"/>
-          <w:szCs w:val="22"/>
-          <w:lang w:val="en-GB"/>
-        </w:rPr>
-        <w:t>, Yokohama 236-0027, Japan</w:t>
+        <w:t>Yokohama City University, Kanazawa-ku, Yokohama 236-0027, Japan</w:t>
       </w:r>
     </w:p>
     <w:p>
@@ -767,7 +720,7 @@
           <w:rFonts w:ascii="Times New Roman" w:hAnsi="Times New Roman" w:cs="Times New Roman"/>
           <w:sz w:val="22"/>
           <w:szCs w:val="22"/>
-          <w:lang w:val="en-GB"/>
+          <w:lang w:val="it-IT"/>
         </w:rPr>
       </w:pPr>
       <w:r>
@@ -775,7 +728,7 @@
           <w:rFonts w:ascii="Times New Roman" w:hAnsi="Times New Roman" w:cs="Times New Roman"/>
           <w:sz w:val="22"/>
           <w:szCs w:val="22"/>
-          <w:lang w:val="en-GB"/>
+          <w:lang w:val="it-IT"/>
         </w:rPr>
         <w:t xml:space="preserve">e-mail: </w:t>
       </w:r>
@@ -784,7 +737,7 @@
           <w:rFonts w:ascii="Times New Roman" w:hAnsi="Times New Roman" w:cs="Times New Roman" w:hint="eastAsia"/>
           <w:sz w:val="22"/>
           <w:szCs w:val="22"/>
-          <w:lang w:val="en-GB"/>
+          <w:lang w:val="it-IT"/>
         </w:rPr>
         <w:t>okazaki.sus.oy</w:t>
       </w:r>
@@ -793,7 +746,7 @@
           <w:rFonts w:ascii="Times New Roman" w:hAnsi="Times New Roman" w:cs="Times New Roman"/>
           <w:sz w:val="22"/>
           <w:szCs w:val="22"/>
-          <w:lang w:val="en-GB"/>
+          <w:lang w:val="it-IT"/>
         </w:rPr>
         <w:t>@</w:t>
       </w:r>
@@ -802,7 +755,7 @@
           <w:rFonts w:ascii="Times New Roman" w:hAnsi="Times New Roman" w:cs="Times New Roman" w:hint="eastAsia"/>
           <w:sz w:val="22"/>
           <w:szCs w:val="22"/>
-          <w:lang w:val="en-GB"/>
+          <w:lang w:val="it-IT"/>
         </w:rPr>
         <w:t>yokohama-cu.ac.jp</w:t>
       </w:r>
@@ -811,7 +764,7 @@
       <w:pPr>
         <w:rPr>
           <w:rFonts w:ascii="Times New Roman" w:hAnsi="Times New Roman" w:cs="Times New Roman"/>
-          <w:lang w:val="en-GB"/>
+          <w:lang w:val="it-IT"/>
         </w:rPr>
       </w:pPr>
     </w:p>
@@ -1887,6 +1840,15 @@
                             <w:r>
                               <w:rPr>
                                 <w:rFonts w:ascii="Times New Roman" w:hAnsi="Times New Roman" w:cs="Times New Roman"/>
+                                <w:noProof/>
+                                <w:position w:val="-14"/>
+                                <w:sz w:val="22"/>
+                              </w:rPr>
+                            </w:r>
+                            <w:r>
+                              <w:rPr>
+                                <w:rFonts w:ascii="Times New Roman" w:hAnsi="Times New Roman" w:cs="Times New Roman"/>
+                                <w:noProof/>
                                 <w:position w:val="-14"/>
                                 <w:sz w:val="22"/>
                               </w:rPr>
@@ -1910,10 +1872,10 @@
                                   <v:path o:extrusionok="f" gradientshapeok="t" o:connecttype="rect"/>
                                   <o:lock v:ext="edit" aspectratio="t"/>
                                 </v:shapetype>
-                                <v:shape id="_x0000_i1026" type="#_x0000_t75" style="width:59.95pt;height:19.1pt">
+                                <v:shape id="_x0000_i1026" type="#_x0000_t75" alt="" style="width:59.7pt;height:19.3pt;mso-width-percent:0;mso-height-percent:0;mso-width-percent:0;mso-height-percent:0" o:ole="">
                                   <v:imagedata r:id="rId9" o:title=""/>
                                 </v:shape>
-                                <o:OLEObject Type="Embed" ProgID="Equation.DSMT4" ShapeID="_x0000_i1026" DrawAspect="Content" ObjectID="_1840109253" r:id="rId10"/>
+                                <o:OLEObject Type="Embed" ProgID="Equation.DSMT4" ShapeID="_x0000_i1026" DrawAspect="Content" ObjectID="_1848567756" r:id="rId10"/>
                               </w:object>
                             </w:r>
                             <w:r>
@@ -1930,17 +1892,7 @@
                                 <w:iCs/>
                                 <w:sz w:val="22"/>
                               </w:rPr>
-                              <w:t xml:space="preserve">at </w:t>
-                            </w:r>
-                            <w:proofErr w:type="spellStart"/>
-                            <w:r>
-                              <w:rPr>
-                                <w:rFonts w:ascii="Times New Roman" w:hAnsi="Times New Roman" w:cs="Times New Roman" w:hint="eastAsia"/>
-                                <w:i/>
-                                <w:iCs/>
-                                <w:sz w:val="22"/>
-                              </w:rPr>
-                              <w:t>k</w:t>
+                              <w:t>at k</w:t>
                             </w:r>
                             <w:r>
                               <w:rPr>
@@ -1952,7 +1904,6 @@
                               </w:rPr>
                               <w:t>z</w:t>
                             </w:r>
-                            <w:proofErr w:type="spellEnd"/>
                             <w:r>
                               <w:rPr>
                                 <w:rFonts w:ascii="Times New Roman" w:hAnsi="Times New Roman" w:cs="Times New Roman" w:hint="eastAsia"/>
@@ -2065,7 +2016,7 @@
                 <v:stroke joinstyle="miter"/>
                 <v:path gradientshapeok="t" o:connecttype="rect"/>
               </v:shapetype>
-              <v:shape id="テキスト ボックス 2" o:spid="_x0000_s1026" type="#_x0000_t202" style="position:absolute;margin-left:0;margin-top:145.2pt;width:397.25pt;height:110.6pt;z-index:251662336;visibility:visible;mso-wrap-style:square;mso-width-percent:0;mso-height-percent:200;mso-wrap-distance-left:9pt;mso-wrap-distance-top:3.6pt;mso-wrap-distance-right:9pt;mso-wrap-distance-bottom:3.6pt;mso-position-horizontal:center;mso-position-horizontal-relative:page;mso-position-vertical:absolute;mso-position-vertical-relative:text;mso-width-percent:0;mso-height-percent:200;mso-width-relative:margin;mso-height-relative:margin;v-text-anchor:top" o:gfxdata="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" stroked="f">
+              <v:shape id="テキスト ボックス 2" o:spid="_x0000_s1026" type="#_x0000_t202" style="position:absolute;margin-left:0;margin-top:145.2pt;width:397.25pt;height:110.6pt;z-index:251662336;visibility:visible;mso-wrap-style:square;mso-width-percent:0;mso-height-percent:200;mso-wrap-distance-left:9pt;mso-wrap-distance-top:3.6pt;mso-wrap-distance-right:9pt;mso-wrap-distance-bottom:3.6pt;mso-position-horizontal:center;mso-position-horizontal-relative:page;mso-position-vertical:absolute;mso-position-vertical-relative:text;mso-width-percent:0;mso-height-percent:200;mso-width-relative:margin;mso-height-relative:margin;v-text-anchor:top" o:gfxdata="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" stroked="f">
                 <v:textbox style="mso-fit-shape-to-text:t">
                   <w:txbxContent>
                     <w:p>
@@ -2145,14 +2096,23 @@
                       <w:r>
                         <w:rPr>
                           <w:rFonts w:ascii="Times New Roman" w:hAnsi="Times New Roman" w:cs="Times New Roman"/>
+                          <w:noProof/>
+                          <w:position w:val="-14"/>
+                          <w:sz w:val="22"/>
+                        </w:rPr>
+                      </w:r>
+                      <w:r>
+                        <w:rPr>
+                          <w:rFonts w:ascii="Times New Roman" w:hAnsi="Times New Roman" w:cs="Times New Roman"/>
+                          <w:noProof/>
                           <w:position w:val="-14"/>
                           <w:sz w:val="22"/>
                         </w:rPr>
                         <w:object w:dxaOrig="1199" w:dyaOrig="382" w14:anchorId="0CD20C6F">
-                          <v:shape id="_x0000_i1026" type="#_x0000_t75" style="width:59.95pt;height:19.1pt">
+                          <v:shape id="_x0000_i1026" type="#_x0000_t75" alt="" style="width:59.7pt;height:19.3pt;mso-width-percent:0;mso-height-percent:0;mso-width-percent:0;mso-height-percent:0" o:ole="">
                             <v:imagedata r:id="rId9" o:title=""/>
                           </v:shape>
-                          <o:OLEObject Type="Embed" ProgID="Equation.DSMT4" ShapeID="_x0000_i1026" DrawAspect="Content" ObjectID="_1840109253" r:id="rId11"/>
+                          <o:OLEObject Type="Embed" ProgID="Equation.DSMT4" ShapeID="_x0000_i1026" DrawAspect="Content" ObjectID="_1848567756" r:id="rId11"/>
                         </w:object>
                       </w:r>
                       <w:r>
@@ -2169,17 +2129,7 @@
                           <w:iCs/>
                           <w:sz w:val="22"/>
                         </w:rPr>
-                        <w:t xml:space="preserve">at </w:t>
-                      </w:r>
-                      <w:proofErr w:type="spellStart"/>
-                      <w:r>
-                        <w:rPr>
-                          <w:rFonts w:ascii="Times New Roman" w:hAnsi="Times New Roman" w:cs="Times New Roman" w:hint="eastAsia"/>
-                          <w:i/>
-                          <w:iCs/>
-                          <w:sz w:val="22"/>
-                        </w:rPr>
-                        <w:t>k</w:t>
+                        <w:t>at k</w:t>
                       </w:r>
                       <w:r>
                         <w:rPr>
@@ -2191,7 +2141,6 @@
                         </w:rPr>
                         <w:t>z</w:t>
                       </w:r>
-                      <w:proofErr w:type="spellEnd"/>
                       <w:r>
                         <w:rPr>
                           <w:rFonts w:ascii="Times New Roman" w:hAnsi="Times New Roman" w:cs="Times New Roman" w:hint="eastAsia"/>
@@ -2649,7 +2598,7 @@
 <w:ftr xmlns:wpc="http://schemas.microsoft.com/office/word/2010/wordprocessingCanvas" xmlns:cx="http://schemas.microsoft.com/office/drawing/2014/chartex" xmlns:cx1="http://schemas.microsoft.com/office/drawing/2015/9/8/chartex" xmlns:cx2="http://schemas.microsoft.com/office/drawing/2015/10/21/chartex" xmlns:cx3="http://schemas.microsoft.com/office/drawing/2016/5/9/chartex" xmlns:cx4="http://schemas.microsoft.com/office/drawing/2016/5/10/chartex" xmlns:cx5="http://schemas.microsoft.com/office/drawing/2016/5/11/chartex" xmlns:cx6="http://schemas.microsoft.com/office/drawing/2016/5/12/chartex" xmlns:cx7="http://schemas.microsoft.com/office/drawing/2016/5/13/chartex" xmlns:cx8="http://schemas.microsoft.com/office/drawing/2016/5/14/chartex" xmlns:mc="http://schemas.openxmlformats.org/markup-compatibility/2006" xmlns:aink="http://schemas.microsoft.com/office/drawing/2016/ink" xmlns:am3d="http://schemas.microsoft.com/office/drawing/2017/model3d" xmlns:o="urn:schemas-microsoft-com:office:office" xmlns:oel="http://schemas.microsoft.com/office/2019/extlst" xmlns:r="http://schemas.openxmlformats.org/officeDocument/2006/relationships" xmlns:m="http://schemas.openxmlformats.org/officeDocument/2006/math" xmlns:v="urn:schemas-microsoft-com:vml" xmlns:wp14="http://schemas.microsoft.com/office/word/2010/wordprocessingDrawing" xmlns:wp="http://schemas.openxmlformats.org/drawingml/2006/wordprocessingDrawing" xmlns:w10="urn:schemas-microsoft-com:office:word" xmlns:w="http://schemas.openxmlformats.org/wordprocessingml/2006/main" xmlns:w14="http://schemas.microsoft.com/office/word/2010/wordml" xmlns:w15="http://schemas.microsoft.com/office/word/2012/wordml" xmlns:w16cex="http://schemas.microsoft.com/office/word/2018/wordml/cex" xmlns:w16cid="http://schemas.microsoft.com/office/word/2016/wordml/cid" xmlns:w16="http://schemas.microsoft.com/office/word/2018/wordml" xmlns:w16du="http://schemas.microsoft.com/office/word/2023/wordml/word16du" xmlns:w16sdtdh="http://schemas.microsoft.com/office/word/2020/wordml/sdtdatahash" xmlns:w16sdtfl="http://schemas.microsoft.com/office/word/2024/wordml/sdtformatlock" xmlns:w16se="http://schemas.microsoft.com/office/word/2015/wordml/symex" xmlns:wpg="http://schemas.microsoft.com/office/word/2010/wordprocessingGroup" xmlns:wpi="http://schemas.microsoft.com/office/word/2010/wordprocessingInk" xmlns:wne="http://schemas.microsoft.com/office/word/2006/wordml" xmlns:wps="http://schemas.microsoft.com/office/word/2010/wordprocessingShape" mc:Ignorable="w14 w15 w16se w16cid w16 w16cex w16sdtdh w16sdtfl w16du wp14">
   <w:p>
     <w:pPr>
-      <w:pStyle w:val="a8"/>
+      <w:pStyle w:val="Footer"/>
     </w:pPr>
   </w:p>
 </w:ftr>
@@ -2659,7 +2608,7 @@
 <w:ftr xmlns:wpc="http://schemas.microsoft.com/office/word/2010/wordprocessingCanvas" xmlns:cx="http://schemas.microsoft.com/office/drawing/2014/chartex" xmlns:cx1="http://schemas.microsoft.com/office/drawing/2015/9/8/chartex" xmlns:cx2="http://schemas.microsoft.com/office/drawing/2015/10/21/chartex" xmlns:cx3="http://schemas.microsoft.com/office/drawing/2016/5/9/chartex" xmlns:cx4="http://schemas.microsoft.com/office/drawing/2016/5/10/chartex" xmlns:cx5="http://schemas.microsoft.com/office/drawing/2016/5/11/chartex" xmlns:cx6="http://schemas.microsoft.com/office/drawing/2016/5/12/chartex" xmlns:cx7="http://schemas.microsoft.com/office/drawing/2016/5/13/chartex" xmlns:cx8="http://schemas.microsoft.com/office/drawing/2016/5/14/chartex" xmlns:mc="http://schemas.openxmlformats.org/markup-compatibility/2006" xmlns:aink="http://schemas.microsoft.com/office/drawing/2016/ink" xmlns:am3d="http://schemas.microsoft.com/office/drawing/2017/model3d" xmlns:o="urn:schemas-microsoft-com:office:office" xmlns:oel="http://schemas.microsoft.com/office/2019/extlst" xmlns:r="http://schemas.openxmlformats.org/officeDocument/2006/relationships" xmlns:m="http://schemas.openxmlformats.org/officeDocument/2006/math" xmlns:v="urn:schemas-microsoft-com:vml" xmlns:wp14="http://schemas.microsoft.com/office/word/2010/wordprocessingDrawing" xmlns:wp="http://schemas.openxmlformats.org/drawingml/2006/wordprocessingDrawing" xmlns:w10="urn:schemas-microsoft-com:office:word" xmlns:w="http://schemas.openxmlformats.org/wordprocessingml/2006/main" xmlns:w14="http://schemas.microsoft.com/office/word/2010/wordml" xmlns:w15="http://schemas.microsoft.com/office/word/2012/wordml" xmlns:w16cex="http://schemas.microsoft.com/office/word/2018/wordml/cex" xmlns:w16cid="http://schemas.microsoft.com/office/word/2016/wordml/cid" xmlns:w16="http://schemas.microsoft.com/office/word/2018/wordml" xmlns:w16du="http://schemas.microsoft.com/office/word/2023/wordml/word16du" xmlns:w16sdtdh="http://schemas.microsoft.com/office/word/2020/wordml/sdtdatahash" xmlns:w16sdtfl="http://schemas.microsoft.com/office/word/2024/wordml/sdtformatlock" xmlns:w16se="http://schemas.microsoft.com/office/word/2015/wordml/symex" xmlns:wpg="http://schemas.microsoft.com/office/word/2010/wordprocessingGroup" xmlns:wpi="http://schemas.microsoft.com/office/word/2010/wordprocessingInk" xmlns:wne="http://schemas.microsoft.com/office/word/2006/wordml" xmlns:wps="http://schemas.microsoft.com/office/word/2010/wordprocessingShape" mc:Ignorable="w14 w15 w16se w16cid w16 w16cex w16sdtdh w16sdtfl w16du wp14">
   <w:p>
     <w:pPr>
-      <w:pStyle w:val="a8"/>
+      <w:pStyle w:val="Footer"/>
     </w:pPr>
   </w:p>
 </w:ftr>
@@ -2669,7 +2618,7 @@
 <w:ftr xmlns:wpc="http://schemas.microsoft.com/office/word/2010/wordprocessingCanvas" xmlns:cx="http://schemas.microsoft.com/office/drawing/2014/chartex" xmlns:cx1="http://schemas.microsoft.com/office/drawing/2015/9/8/chartex" xmlns:cx2="http://schemas.microsoft.com/office/drawing/2015/10/21/chartex" xmlns:cx3="http://schemas.microsoft.com/office/drawing/2016/5/9/chartex" xmlns:cx4="http://schemas.microsoft.com/office/drawing/2016/5/10/chartex" xmlns:cx5="http://schemas.microsoft.com/office/drawing/2016/5/11/chartex" xmlns:cx6="http://schemas.microsoft.com/office/drawing/2016/5/12/chartex" xmlns:cx7="http://schemas.microsoft.com/office/drawing/2016/5/13/chartex" xmlns:cx8="http://schemas.microsoft.com/office/drawing/2016/5/14/chartex" xmlns:mc="http://schemas.openxmlformats.org/markup-compatibility/2006" xmlns:aink="http://schemas.microsoft.com/office/drawing/2016/ink" xmlns:am3d="http://schemas.microsoft.com/office/drawing/2017/model3d" xmlns:o="urn:schemas-microsoft-com:office:office" xmlns:oel="http://schemas.microsoft.com/office/2019/extlst" xmlns:r="http://schemas.openxmlformats.org/officeDocument/2006/relationships" xmlns:m="http://schemas.openxmlformats.org/officeDocument/2006/math" xmlns:v="urn:schemas-microsoft-com:vml" xmlns:wp14="http://schemas.microsoft.com/office/word/2010/wordprocessingDrawing" xmlns:wp="http://schemas.openxmlformats.org/drawingml/2006/wordprocessingDrawing" xmlns:w10="urn:schemas-microsoft-com:office:word" xmlns:w="http://schemas.openxmlformats.org/wordprocessingml/2006/main" xmlns:w14="http://schemas.microsoft.com/office/word/2010/wordml" xmlns:w15="http://schemas.microsoft.com/office/word/2012/wordml" xmlns:w16cex="http://schemas.microsoft.com/office/word/2018/wordml/cex" xmlns:w16cid="http://schemas.microsoft.com/office/word/2016/wordml/cid" xmlns:w16="http://schemas.microsoft.com/office/word/2018/wordml" xmlns:w16du="http://schemas.microsoft.com/office/word/2023/wordml/word16du" xmlns:w16sdtdh="http://schemas.microsoft.com/office/word/2020/wordml/sdtdatahash" xmlns:w16sdtfl="http://schemas.microsoft.com/office/word/2024/wordml/sdtformatlock" xmlns:w16se="http://schemas.microsoft.com/office/word/2015/wordml/symex" xmlns:wpg="http://schemas.microsoft.com/office/word/2010/wordprocessingGroup" xmlns:wpi="http://schemas.microsoft.com/office/word/2010/wordprocessingInk" xmlns:wne="http://schemas.microsoft.com/office/word/2006/wordml" xmlns:wps="http://schemas.microsoft.com/office/word/2010/wordprocessingShape" mc:Ignorable="w14 w15 w16se w16cid w16 w16cex w16sdtdh w16sdtfl w16du wp14">
   <w:p>
     <w:pPr>
-      <w:pStyle w:val="a8"/>
+      <w:pStyle w:val="Footer"/>
     </w:pPr>
   </w:p>
 </w:ftr>
@@ -2714,7 +2663,7 @@
 <w:hdr xmlns:wpc="http://schemas.microsoft.com/office/word/2010/wordprocessingCanvas" xmlns:cx="http://schemas.microsoft.com/office/drawing/2014/chartex" xmlns:cx1="http://schemas.microsoft.com/office/drawing/2015/9/8/chartex" xmlns:cx2="http://schemas.microsoft.com/office/drawing/2015/10/21/chartex" xmlns:cx3="http://schemas.microsoft.com/office/drawing/2016/5/9/chartex" xmlns:cx4="http://schemas.microsoft.com/office/drawing/2016/5/10/chartex" xmlns:cx5="http://schemas.microsoft.com/office/drawing/2016/5/11/chartex" xmlns:cx6="http://schemas.microsoft.com/office/drawing/2016/5/12/chartex" xmlns:cx7="http://schemas.microsoft.com/office/drawing/2016/5/13/chartex" xmlns:cx8="http://schemas.microsoft.com/office/drawing/2016/5/14/chartex" xmlns:mc="http://schemas.openxmlformats.org/markup-compatibility/2006" xmlns:aink="http://schemas.microsoft.com/office/drawing/2016/ink" xmlns:am3d="http://schemas.microsoft.com/office/drawing/2017/model3d" xmlns:o="urn:schemas-microsoft-com:office:office" xmlns:oel="http://schemas.microsoft.com/office/2019/extlst" xmlns:r="http://schemas.openxmlformats.org/officeDocument/2006/relationships" xmlns:m="http://schemas.openxmlformats.org/officeDocument/2006/math" xmlns:v="urn:schemas-microsoft-com:vml" xmlns:wp14="http://schemas.microsoft.com/office/word/2010/wordprocessingDrawing" xmlns:wp="http://schemas.openxmlformats.org/drawingml/2006/wordprocessingDrawing" xmlns:w10="urn:schemas-microsoft-com:office:word" xmlns:w="http://schemas.openxmlformats.org/wordprocessingml/2006/main" xmlns:w14="http://schemas.microsoft.com/office/word/2010/wordml" xmlns:w15="http://schemas.microsoft.com/office/word/2012/wordml" xmlns:w16cex="http://schemas.microsoft.com/office/word/2018/wordml/cex" xmlns:w16cid="http://schemas.microsoft.com/office/word/2016/wordml/cid" xmlns:w16="http://schemas.microsoft.com/office/word/2018/wordml" xmlns:w16du="http://schemas.microsoft.com/office/word/2023/wordml/word16du" xmlns:w16sdtdh="http://schemas.microsoft.com/office/word/2020/wordml/sdtdatahash" xmlns:w16sdtfl="http://schemas.microsoft.com/office/word/2024/wordml/sdtformatlock" xmlns:w16se="http://schemas.microsoft.com/office/word/2015/wordml/symex" xmlns:wpg="http://schemas.microsoft.com/office/word/2010/wordprocessingGroup" xmlns:wpi="http://schemas.microsoft.com/office/word/2010/wordprocessingInk" xmlns:wne="http://schemas.microsoft.com/office/word/2006/wordml" xmlns:wps="http://schemas.microsoft.com/office/word/2010/wordprocessingShape" mc:Ignorable="w14 w15 w16se w16cid w16 w16cex w16sdtdh w16sdtfl w16du wp14">
   <w:p>
     <w:pPr>
-      <w:pStyle w:val="a6"/>
+      <w:pStyle w:val="Header"/>
     </w:pPr>
   </w:p>
 </w:hdr>
@@ -2724,7 +2673,7 @@
 <w:hdr xmlns:wpc="http://schemas.microsoft.com/office/word/2010/wordprocessingCanvas" xmlns:cx="http://schemas.microsoft.com/office/drawing/2014/chartex" xmlns:cx1="http://schemas.microsoft.com/office/drawing/2015/9/8/chartex" xmlns:cx2="http://schemas.microsoft.com/office/drawing/2015/10/21/chartex" xmlns:cx3="http://schemas.microsoft.com/office/drawing/2016/5/9/chartex" xmlns:cx4="http://schemas.microsoft.com/office/drawing/2016/5/10/chartex" xmlns:cx5="http://schemas.microsoft.com/office/drawing/2016/5/11/chartex" xmlns:cx6="http://schemas.microsoft.com/office/drawing/2016/5/12/chartex" xmlns:cx7="http://schemas.microsoft.com/office/drawing/2016/5/13/chartex" xmlns:cx8="http://schemas.microsoft.com/office/drawing/2016/5/14/chartex" xmlns:mc="http://schemas.openxmlformats.org/markup-compatibility/2006" xmlns:aink="http://schemas.microsoft.com/office/drawing/2016/ink" xmlns:am3d="http://schemas.microsoft.com/office/drawing/2017/model3d" xmlns:o="urn:schemas-microsoft-com:office:office" xmlns:oel="http://schemas.microsoft.com/office/2019/extlst" xmlns:r="http://schemas.openxmlformats.org/officeDocument/2006/relationships" xmlns:m="http://schemas.openxmlformats.org/officeDocument/2006/math" xmlns:v="urn:schemas-microsoft-com:vml" xmlns:wp14="http://schemas.microsoft.com/office/word/2010/wordprocessingDrawing" xmlns:wp="http://schemas.openxmlformats.org/drawingml/2006/wordprocessingDrawing" xmlns:w10="urn:schemas-microsoft-com:office:word" xmlns:w="http://schemas.openxmlformats.org/wordprocessingml/2006/main" xmlns:w14="http://schemas.microsoft.com/office/word/2010/wordml" xmlns:w15="http://schemas.microsoft.com/office/word/2012/wordml" xmlns:w16cex="http://schemas.microsoft.com/office/word/2018/wordml/cex" xmlns:w16cid="http://schemas.microsoft.com/office/word/2016/wordml/cid" xmlns:w16="http://schemas.microsoft.com/office/word/2018/wordml" xmlns:w16du="http://schemas.microsoft.com/office/word/2023/wordml/word16du" xmlns:w16sdtdh="http://schemas.microsoft.com/office/word/2020/wordml/sdtdatahash" xmlns:w16sdtfl="http://schemas.microsoft.com/office/word/2024/wordml/sdtformatlock" xmlns:w16se="http://schemas.microsoft.com/office/word/2015/wordml/symex" xmlns:wpg="http://schemas.microsoft.com/office/word/2010/wordprocessingGroup" xmlns:wpi="http://schemas.microsoft.com/office/word/2010/wordprocessingInk" xmlns:wne="http://schemas.microsoft.com/office/word/2006/wordml" xmlns:wps="http://schemas.microsoft.com/office/word/2010/wordprocessingShape" mc:Ignorable="w14 w15 w16se w16cid w16 w16cex w16sdtdh w16sdtfl w16du wp14">
   <w:p>
     <w:pPr>
-      <w:pStyle w:val="a6"/>
+      <w:pStyle w:val="Header"/>
     </w:pPr>
   </w:p>
 </w:hdr>
@@ -2734,7 +2683,7 @@
 <w:hdr xmlns:wpc="http://schemas.microsoft.com/office/word/2010/wordprocessingCanvas" xmlns:cx="http://schemas.microsoft.com/office/drawing/2014/chartex" xmlns:cx1="http://schemas.microsoft.com/office/drawing/2015/9/8/chartex" xmlns:cx2="http://schemas.microsoft.com/office/drawing/2015/10/21/chartex" xmlns:cx3="http://schemas.microsoft.com/office/drawing/2016/5/9/chartex" xmlns:cx4="http://schemas.microsoft.com/office/drawing/2016/5/10/chartex" xmlns:cx5="http://schemas.microsoft.com/office/drawing/2016/5/11/chartex" xmlns:cx6="http://schemas.microsoft.com/office/drawing/2016/5/12/chartex" xmlns:cx7="http://schemas.microsoft.com/office/drawing/2016/5/13/chartex" xmlns:cx8="http://schemas.microsoft.com/office/drawing/2016/5/14/chartex" xmlns:mc="http://schemas.openxmlformats.org/markup-compatibility/2006" xmlns:aink="http://schemas.microsoft.com/office/drawing/2016/ink" xmlns:am3d="http://schemas.microsoft.com/office/drawing/2017/model3d" xmlns:o="urn:schemas-microsoft-com:office:office" xmlns:oel="http://schemas.microsoft.com/office/2019/extlst" xmlns:r="http://schemas.openxmlformats.org/officeDocument/2006/relationships" xmlns:m="http://schemas.openxmlformats.org/officeDocument/2006/math" xmlns:v="urn:schemas-microsoft-com:vml" xmlns:wp14="http://schemas.microsoft.com/office/word/2010/wordprocessingDrawing" xmlns:wp="http://schemas.openxmlformats.org/drawingml/2006/wordprocessingDrawing" xmlns:w10="urn:schemas-microsoft-com:office:word" xmlns:w="http://schemas.openxmlformats.org/wordprocessingml/2006/main" xmlns:w14="http://schemas.microsoft.com/office/word/2010/wordml" xmlns:w15="http://schemas.microsoft.com/office/word/2012/wordml" xmlns:w16cex="http://schemas.microsoft.com/office/word/2018/wordml/cex" xmlns:w16cid="http://schemas.microsoft.com/office/word/2016/wordml/cid" xmlns:w16="http://schemas.microsoft.com/office/word/2018/wordml" xmlns:w16du="http://schemas.microsoft.com/office/word/2023/wordml/word16du" xmlns:w16sdtdh="http://schemas.microsoft.com/office/word/2020/wordml/sdtdatahash" xmlns:w16sdtfl="http://schemas.microsoft.com/office/word/2024/wordml/sdtformatlock" xmlns:w16se="http://schemas.microsoft.com/office/word/2015/wordml/symex" xmlns:wpg="http://schemas.microsoft.com/office/word/2010/wordprocessingGroup" xmlns:wpi="http://schemas.microsoft.com/office/word/2010/wordprocessingInk" xmlns:wne="http://schemas.microsoft.com/office/word/2006/wordml" xmlns:wps="http://schemas.microsoft.com/office/word/2010/wordprocessingShape" mc:Ignorable="w14 w15 w16se w16cid w16 w16cex w16sdtdh w16sdtfl w16du wp14">
   <w:p>
     <w:pPr>
-      <w:pStyle w:val="a6"/>
+      <w:pStyle w:val="Header"/>
       <w:jc w:val="center"/>
       <w:rPr>
         <w:rFonts w:asciiTheme="minorHAnsi" w:hAnsiTheme="minorHAnsi" w:cs="Times New Roman"/>
@@ -2767,7 +2716,7 @@
   </w:p>
   <w:p>
     <w:pPr>
-      <w:pStyle w:val="a6"/>
+      <w:pStyle w:val="Header"/>
       <w:tabs>
         <w:tab w:val="clear" w:pos="4320"/>
       </w:tabs>
@@ -2830,7 +2779,6 @@
       </w:rPr>
       <w:t xml:space="preserve">), </w:t>
     </w:r>
-    <w:proofErr w:type="gramStart"/>
     <w:r>
       <w:rPr>
         <w:rFonts w:asciiTheme="minorHAnsi" w:hAnsiTheme="minorHAnsi" w:cs="Times New Roman"/>
@@ -2852,7 +2800,6 @@
       </w:rPr>
       <w:t>th</w:t>
     </w:r>
-    <w:proofErr w:type="gramEnd"/>
     <w:r>
       <w:rPr>
         <w:rFonts w:asciiTheme="minorHAnsi" w:hAnsiTheme="minorHAnsi" w:cs="Times New Roman"/>
@@ -2894,7 +2841,6 @@
       </w:rPr>
       <w:t xml:space="preserve"> </w:t>
     </w:r>
-    <w:proofErr w:type="gramStart"/>
     <w:r>
       <w:rPr>
         <w:rFonts w:asciiTheme="minorHAnsi" w:hAnsiTheme="minorHAnsi" w:cs="Times New Roman"/>
@@ -2913,18 +2859,7 @@
         <w:sz w:val="20"/>
         <w:szCs w:val="22"/>
       </w:rPr>
-      <w:t>,</w:t>
-    </w:r>
-    <w:proofErr w:type="gramEnd"/>
-    <w:r>
-      <w:rPr>
-        <w:rFonts w:asciiTheme="minorHAnsi" w:hAnsiTheme="minorHAnsi" w:cs="Times New Roman"/>
-        <w:b/>
-        <w:color w:val="7F7F7F" w:themeColor="text1" w:themeTint="80"/>
-        <w:sz w:val="20"/>
-        <w:szCs w:val="22"/>
-      </w:rPr>
-      <w:t xml:space="preserve"> 202</w:t>
+      <w:t>, 202</w:t>
     </w:r>
     <w:r>
       <w:rPr>
@@ -3380,7 +3315,7 @@
     <w:lsdException w:name="Unresolved Mention" w:semiHidden="1" w:uiPriority="99" w:unhideWhenUsed="1"/>
     <w:lsdException w:name="Smart Link" w:semiHidden="1" w:uiPriority="99" w:unhideWhenUsed="1"/>
   </w:latentStyles>
-  <w:style w:type="paragraph" w:default="1" w:styleId="a">
+  <w:style w:type="paragraph" w:default="1" w:styleId="Normal">
     <w:name w:val="Normal"/>
     <w:qFormat/>
     <w:pPr>
@@ -3389,20 +3324,20 @@
       <w:jc w:val="both"/>
     </w:pPr>
     <w:rPr>
-      <w:rFonts w:ascii="Palatino" w:eastAsia="ＭＳ 明朝" w:hAnsi="Palatino" w:cs="Palatino"/>
+      <w:rFonts w:ascii="Palatino" w:eastAsia="MS Mincho" w:hAnsi="Palatino" w:cs="Palatino"/>
       <w:color w:val="000000"/>
       <w:sz w:val="24"/>
       <w:szCs w:val="24"/>
       <w:lang w:val="en-US" w:eastAsia="ja-JP"/>
     </w:rPr>
   </w:style>
-  <w:style w:type="character" w:default="1" w:styleId="a0">
+  <w:style w:type="character" w:default="1" w:styleId="DefaultParagraphFont">
     <w:name w:val="Default Paragraph Font"/>
     <w:uiPriority w:val="1"/>
     <w:semiHidden/>
     <w:unhideWhenUsed/>
   </w:style>
-  <w:style w:type="table" w:default="1" w:styleId="a1">
+  <w:style w:type="table" w:default="1" w:styleId="TableNormal">
     <w:name w:val="Normal Table"/>
     <w:uiPriority w:val="99"/>
     <w:semiHidden/>
@@ -3417,15 +3352,15 @@
       </w:tblCellMar>
     </w:tblPr>
   </w:style>
-  <w:style w:type="numbering" w:default="1" w:styleId="a2">
+  <w:style w:type="numbering" w:default="1" w:styleId="NoList">
     <w:name w:val="No List"/>
     <w:uiPriority w:val="99"/>
     <w:semiHidden/>
     <w:unhideWhenUsed/>
   </w:style>
-  <w:style w:type="character" w:styleId="a3">
+  <w:style w:type="character" w:styleId="Hyperlink">
     <w:name w:val="Hyperlink"/>
-    <w:basedOn w:val="a0"/>
+    <w:basedOn w:val="DefaultParagraphFont"/>
     <w:uiPriority w:val="99"/>
     <w:rPr>
       <w:rFonts w:ascii="Times New Roman" w:hAnsi="Times New Roman" w:cs="Times New Roman"/>
@@ -3433,10 +3368,10 @@
       <w:u w:val="single"/>
     </w:rPr>
   </w:style>
-  <w:style w:type="paragraph" w:styleId="2">
+  <w:style w:type="paragraph" w:styleId="BodyText2">
     <w:name w:val="Body Text 2"/>
-    <w:basedOn w:val="a"/>
-    <w:link w:val="20"/>
+    <w:basedOn w:val="Normal"/>
+    <w:link w:val="BodyText2Char"/>
     <w:uiPriority w:val="99"/>
     <w:pPr>
       <w:ind w:firstLine="284"/>
@@ -3446,25 +3381,25 @@
       <w:szCs w:val="22"/>
     </w:rPr>
   </w:style>
-  <w:style w:type="character" w:customStyle="1" w:styleId="20">
-    <w:name w:val="本文 2 (文字)"/>
-    <w:basedOn w:val="a0"/>
-    <w:link w:val="2"/>
+  <w:style w:type="character" w:customStyle="1" w:styleId="BodyText2Char">
+    <w:name w:val="Body Text 2 Char"/>
+    <w:basedOn w:val="DefaultParagraphFont"/>
+    <w:link w:val="BodyText2"/>
     <w:uiPriority w:val="99"/>
     <w:semiHidden/>
     <w:locked/>
     <w:rPr>
-      <w:rFonts w:ascii="Palatino" w:eastAsia="ＭＳ 明朝" w:hAnsi="Palatino" w:cs="Palatino"/>
+      <w:rFonts w:ascii="Palatino" w:eastAsia="MS Mincho" w:hAnsi="Palatino" w:cs="Palatino"/>
       <w:color w:val="000000"/>
       <w:sz w:val="24"/>
       <w:szCs w:val="24"/>
       <w:lang w:val="en-US" w:eastAsia="ja-JP"/>
     </w:rPr>
   </w:style>
-  <w:style w:type="paragraph" w:styleId="a4">
+  <w:style w:type="paragraph" w:styleId="PlainText">
     <w:name w:val="Plain Text"/>
-    <w:basedOn w:val="a"/>
-    <w:link w:val="a5"/>
+    <w:basedOn w:val="Normal"/>
+    <w:link w:val="PlainTextChar"/>
     <w:uiPriority w:val="99"/>
     <w:pPr>
       <w:jc w:val="left"/>
@@ -3476,23 +3411,23 @@
       <w:szCs w:val="20"/>
     </w:rPr>
   </w:style>
-  <w:style w:type="character" w:customStyle="1" w:styleId="a5">
-    <w:name w:val="書式なし (文字)"/>
-    <w:basedOn w:val="a0"/>
-    <w:link w:val="a4"/>
+  <w:style w:type="character" w:customStyle="1" w:styleId="PlainTextChar">
+    <w:name w:val="Plain Text Char"/>
+    <w:basedOn w:val="DefaultParagraphFont"/>
+    <w:link w:val="PlainText"/>
     <w:uiPriority w:val="99"/>
     <w:semiHidden/>
     <w:locked/>
     <w:rPr>
-      <w:rFonts w:ascii="Courier New" w:eastAsia="ＭＳ 明朝" w:hAnsi="Courier New" w:cs="Courier New"/>
+      <w:rFonts w:ascii="Courier New" w:eastAsia="MS Mincho" w:hAnsi="Courier New" w:cs="Courier New"/>
       <w:color w:val="000000"/>
       <w:lang w:val="en-US" w:eastAsia="ja-JP"/>
     </w:rPr>
   </w:style>
-  <w:style w:type="paragraph" w:styleId="21">
+  <w:style w:type="paragraph" w:styleId="BodyTextIndent2">
     <w:name w:val="Body Text Indent 2"/>
-    <w:basedOn w:val="a"/>
-    <w:link w:val="22"/>
+    <w:basedOn w:val="Normal"/>
+    <w:link w:val="BodyTextIndent2Char"/>
     <w:uiPriority w:val="99"/>
     <w:pPr>
       <w:ind w:firstLine="284"/>
@@ -3505,25 +3440,25 @@
       <w:szCs w:val="22"/>
     </w:rPr>
   </w:style>
-  <w:style w:type="character" w:customStyle="1" w:styleId="22">
-    <w:name w:val="本文インデント 2 (文字)"/>
-    <w:basedOn w:val="a0"/>
-    <w:link w:val="21"/>
+  <w:style w:type="character" w:customStyle="1" w:styleId="BodyTextIndent2Char">
+    <w:name w:val="Body Text Indent 2 Char"/>
+    <w:basedOn w:val="DefaultParagraphFont"/>
+    <w:link w:val="BodyTextIndent2"/>
     <w:uiPriority w:val="99"/>
     <w:semiHidden/>
     <w:locked/>
     <w:rPr>
-      <w:rFonts w:ascii="Palatino" w:eastAsia="ＭＳ 明朝" w:hAnsi="Palatino" w:cs="Palatino"/>
+      <w:rFonts w:ascii="Palatino" w:eastAsia="MS Mincho" w:hAnsi="Palatino" w:cs="Palatino"/>
       <w:color w:val="000000"/>
       <w:sz w:val="24"/>
       <w:szCs w:val="24"/>
       <w:lang w:val="en-US" w:eastAsia="ja-JP"/>
     </w:rPr>
   </w:style>
-  <w:style w:type="paragraph" w:styleId="3">
+  <w:style w:type="paragraph" w:styleId="BodyTextIndent3">
     <w:name w:val="Body Text Indent 3"/>
-    <w:basedOn w:val="a"/>
-    <w:link w:val="30"/>
+    <w:basedOn w:val="Normal"/>
+    <w:link w:val="BodyTextIndent3Char"/>
     <w:uiPriority w:val="99"/>
     <w:pPr>
       <w:ind w:firstLine="284"/>
@@ -3536,25 +3471,25 @@
       <w:szCs w:val="22"/>
     </w:rPr>
   </w:style>
-  <w:style w:type="character" w:customStyle="1" w:styleId="30">
-    <w:name w:val="本文インデント 3 (文字)"/>
-    <w:basedOn w:val="a0"/>
-    <w:link w:val="3"/>
+  <w:style w:type="character" w:customStyle="1" w:styleId="BodyTextIndent3Char">
+    <w:name w:val="Body Text Indent 3 Char"/>
+    <w:basedOn w:val="DefaultParagraphFont"/>
+    <w:link w:val="BodyTextIndent3"/>
     <w:uiPriority w:val="99"/>
     <w:semiHidden/>
     <w:locked/>
     <w:rPr>
-      <w:rFonts w:ascii="Palatino" w:eastAsia="ＭＳ 明朝" w:hAnsi="Palatino" w:cs="Palatino"/>
+      <w:rFonts w:ascii="Palatino" w:eastAsia="MS Mincho" w:hAnsi="Palatino" w:cs="Palatino"/>
       <w:color w:val="000000"/>
       <w:sz w:val="16"/>
       <w:szCs w:val="16"/>
       <w:lang w:val="en-US" w:eastAsia="ja-JP"/>
     </w:rPr>
   </w:style>
-  <w:style w:type="paragraph" w:styleId="a6">
+  <w:style w:type="paragraph" w:styleId="Header">
     <w:name w:val="header"/>
-    <w:basedOn w:val="a"/>
-    <w:link w:val="a7"/>
+    <w:basedOn w:val="Normal"/>
+    <w:link w:val="HeaderChar"/>
     <w:uiPriority w:val="99"/>
     <w:rsid w:val="00E4528E"/>
     <w:pPr>
@@ -3564,25 +3499,25 @@
       </w:tabs>
     </w:pPr>
   </w:style>
-  <w:style w:type="character" w:customStyle="1" w:styleId="a7">
-    <w:name w:val="ヘッダー (文字)"/>
-    <w:basedOn w:val="a0"/>
-    <w:link w:val="a6"/>
+  <w:style w:type="character" w:customStyle="1" w:styleId="HeaderChar">
+    <w:name w:val="Header Char"/>
+    <w:basedOn w:val="DefaultParagraphFont"/>
+    <w:link w:val="Header"/>
     <w:uiPriority w:val="99"/>
     <w:semiHidden/>
     <w:locked/>
     <w:rPr>
-      <w:rFonts w:ascii="Palatino" w:eastAsia="ＭＳ 明朝" w:hAnsi="Palatino" w:cs="Palatino"/>
+      <w:rFonts w:ascii="Palatino" w:eastAsia="MS Mincho" w:hAnsi="Palatino" w:cs="Palatino"/>
       <w:color w:val="000000"/>
       <w:sz w:val="24"/>
       <w:szCs w:val="24"/>
       <w:lang w:val="en-US" w:eastAsia="ja-JP"/>
     </w:rPr>
   </w:style>
-  <w:style w:type="paragraph" w:styleId="a8">
+  <w:style w:type="paragraph" w:styleId="Footer">
     <w:name w:val="footer"/>
-    <w:basedOn w:val="a"/>
-    <w:link w:val="a9"/>
+    <w:basedOn w:val="Normal"/>
+    <w:link w:val="FooterChar"/>
     <w:uiPriority w:val="99"/>
     <w:rsid w:val="00E4528E"/>
     <w:pPr>
@@ -3592,33 +3527,33 @@
       </w:tabs>
     </w:pPr>
   </w:style>
-  <w:style w:type="character" w:customStyle="1" w:styleId="a9">
-    <w:name w:val="フッター (文字)"/>
-    <w:basedOn w:val="a0"/>
-    <w:link w:val="a8"/>
+  <w:style w:type="character" w:customStyle="1" w:styleId="FooterChar">
+    <w:name w:val="Footer Char"/>
+    <w:basedOn w:val="DefaultParagraphFont"/>
+    <w:link w:val="Footer"/>
     <w:uiPriority w:val="99"/>
     <w:semiHidden/>
     <w:locked/>
     <w:rPr>
-      <w:rFonts w:ascii="Palatino" w:eastAsia="ＭＳ 明朝" w:hAnsi="Palatino" w:cs="Palatino"/>
+      <w:rFonts w:ascii="Palatino" w:eastAsia="MS Mincho" w:hAnsi="Palatino" w:cs="Palatino"/>
       <w:color w:val="000000"/>
       <w:sz w:val="24"/>
       <w:szCs w:val="24"/>
       <w:lang w:val="en-US" w:eastAsia="ja-JP"/>
     </w:rPr>
   </w:style>
-  <w:style w:type="character" w:styleId="aa">
+  <w:style w:type="character" w:styleId="PageNumber">
     <w:name w:val="page number"/>
-    <w:basedOn w:val="a0"/>
+    <w:basedOn w:val="DefaultParagraphFont"/>
     <w:uiPriority w:val="99"/>
     <w:rsid w:val="00E4528E"/>
     <w:rPr>
       <w:rFonts w:cs="Times New Roman"/>
     </w:rPr>
   </w:style>
-  <w:style w:type="character" w:styleId="ab">
+  <w:style w:type="character" w:styleId="UnresolvedMention">
     <w:name w:val="Unresolved Mention"/>
-    <w:basedOn w:val="a0"/>
+    <w:basedOn w:val="DefaultParagraphFont"/>
     <w:uiPriority w:val="99"/>
     <w:semiHidden/>
     <w:unhideWhenUsed/>
